--- a/docs/墨刀导入/产品设计/08-上线计划与运营.docx
+++ b/docs/墨刀导入/产品设计/08-上线计划与运营.docx
@@ -964,7 +964,7 @@
               <w:rPr>
                 <w:sz w:val="18"/>
               </w:rPr>
-              <w:t>1 条业务线、2 名 HR</w:t>
+              <w:t>高招聘量部门约 18% 流量</w:t>
             </w:r>
           </w:p>
         </w:tc>
@@ -1364,7 +1364,7 @@
               <w:rPr>
                 <w:sz w:val="18"/>
               </w:rPr>
-              <w:t>一致率 ≥ 0.75、证据查看率 ≥ 40%、零幻觉</w:t>
+              <w:t>一致率 ≥ 85%、误杀率 ≤ 2%、证据查看率 ≥ 40%、零幻觉</w:t>
             </w:r>
           </w:p>
         </w:tc>
@@ -1803,6 +1803,72 @@
                 <w:sz w:val="18"/>
               </w:rPr>
               <w:t>逐条记录用户说「这个判错了」的样本</w:t>
+            </w:r>
+          </w:p>
+        </w:tc>
+      </w:tr>
+      <w:tr>
+        <w:tc>
+          <w:tcPr>
+            <w:tcW w:type="dxa" w:w="3408"/>
+          </w:tcPr>
+          <w:p>
+            <w:pPr>
+              <w:spacing w:after="20"/>
+            </w:pPr>
+            <w:r>
+              <w:rPr>
+                <w:sz w:val="18"/>
+              </w:rPr>
+            </w:r>
+            <w:r>
+              <w:rPr>
+                <w:sz w:val="18"/>
+              </w:rPr>
+              <w:t>第 3–4 周</w:t>
+            </w:r>
+          </w:p>
+        </w:tc>
+        <w:tc>
+          <w:tcPr>
+            <w:tcW w:type="dxa" w:w="3408"/>
+          </w:tcPr>
+          <w:p>
+            <w:pPr>
+              <w:spacing w:after="20"/>
+            </w:pPr>
+            <w:r>
+              <w:rPr>
+                <w:sz w:val="18"/>
+              </w:rPr>
+            </w:r>
+            <w:r>
+              <w:rPr>
+                <w:b/>
+                <w:sz w:val="18"/>
+              </w:rPr>
+              <w:t>培训考核模块陪跑</w:t>
+            </w:r>
+          </w:p>
+        </w:tc>
+        <w:tc>
+          <w:tcPr>
+            <w:tcW w:type="dxa" w:w="3408"/>
+          </w:tcPr>
+          <w:p>
+            <w:pPr>
+              <w:spacing w:after="20"/>
+            </w:pPr>
+            <w:r>
+              <w:rPr>
+                <w:sz w:val="18"/>
+              </w:rPr>
+            </w:r>
+            <w:r>
+              <w:rPr>
+                <w:sz w:val="18"/>
+              </w:rPr>
+              <w:t>与带教人一起看前两场考核的信号明细与终评，确认反作弊判据是否被接受</w:t>
             </w:r>
           </w:p>
         </w:tc>
@@ -2546,7 +2612,7 @@
               <w:rPr>
                 <w:sz w:val="18"/>
               </w:rPr>
-              <w:t>连续 2 个季度一致率 &lt; 0.65</w:t>
+              <w:t>连续 2 个季度一致率 &lt; 70%</w:t>
             </w:r>
           </w:p>
         </w:tc>
@@ -2676,7 +2742,7 @@
               <w:rPr>
                 <w:sz w:val="18"/>
               </w:rPr>
-              <w:t>误杀率压不到 8% 以内</w:t>
+              <w:t>误杀率压不到 2% 以内</w:t>
             </w:r>
           </w:p>
         </w:tc>
